--- a/Assignments/Aiml Assignment10.docx
+++ b/Assignments/Aiml Assignment10.docx
@@ -21,7 +21,7 @@
           <w:sz w:val="36"/>
           <w:szCs w:val="32"/>
         </w:rPr>
-        <w:t>Assignment No</w:t>
+        <w:t>Assignment No 10</w:t>
       </w:r>
       <w:r>
         <w:rPr>
@@ -31,7 +31,6 @@
           <w:sz w:val="36"/>
           <w:szCs w:val="32"/>
         </w:rPr>
-        <w:t xml:space="preserve"> </w:t>
       </w:r>
       <w:r>
         <w:rPr>
@@ -41,7 +40,6 @@
           <w:sz w:val="36"/>
           <w:szCs w:val="32"/>
         </w:rPr>
-        <w:t>10</w:t>
       </w:r>
     </w:p>
     <w:p>
@@ -61,14 +59,13 @@
           <w:sz w:val="28"/>
           <w:szCs w:val="28"/>
         </w:rPr>
-        <w:t>Aim</w:t>
+        <w:t>Aim: Design a model to detect Fake News from Multimodal data.</w:t>
       </w:r>
       <w:r>
         <w:rPr>
           <w:sz w:val="28"/>
           <w:szCs w:val="28"/>
         </w:rPr>
-        <w:t xml:space="preserve"> </w:t>
       </w:r>
       <w:r>
         <w:rPr>
@@ -78,19 +75,15 @@
           <w:sz w:val="28"/>
           <w:szCs w:val="28"/>
         </w:rPr>
-        <w:t>:</w:t>
       </w:r>
       <w:proofErr w:type="gramEnd"/>
-      <w:r>
-        <w:t xml:space="preserve"> </w:t>
-      </w:r>
+      <w:r/>
       <w:r>
         <w:rPr>
           <w:rFonts w:ascii="Times New Roman" w:hAnsi="Times New Roman" w:cs="Times New Roman"/>
           <w:sz w:val="24"/>
           <w:szCs w:val="24"/>
         </w:rPr>
-        <w:t>Design a model to detect the Fake News from Multimodal data.</w:t>
       </w:r>
     </w:p>
     <w:p>
@@ -113,8 +106,19 @@
         <w:rPr>
           <w:noProof/>
         </w:rPr>
-        <w:t xml:space="preserve"> </w:t>
-      </w:r>
+      </w:r>
+      <w:r>
+        <w:rPr>
+          <w:noProof/>
+        </w:rPr>
+      </w:r>
+    </w:p>
+    <w:p>
+      <w:pPr>
+        <w:rPr>
+          <w:noProof/>
+        </w:rPr>
+      </w:pPr>
       <w:r>
         <w:rPr>
           <w:noProof/>
@@ -197,85 +201,110 @@
         <w:rPr>
           <w:noProof/>
         </w:rPr>
-        <w:t>texts = [</w:t>
-      </w:r>
-    </w:p>
-    <w:p>
-      <w:pPr>
-        <w:rPr>
-          <w:noProof/>
-        </w:rPr>
-      </w:pPr>
-      <w:r>
-        <w:rPr>
-          <w:noProof/>
-        </w:rPr>
-        <w:t xml:space="preserve">    "Breaking news: new policy announced",</w:t>
-      </w:r>
-    </w:p>
-    <w:p>
-      <w:pPr>
-        <w:rPr>
-          <w:noProof/>
-        </w:rPr>
-      </w:pPr>
-      <w:r>
-        <w:rPr>
-          <w:noProof/>
-        </w:rPr>
-        <w:t xml:space="preserve">    "Fake news: celebrity scandal",</w:t>
-      </w:r>
-    </w:p>
-    <w:p>
-      <w:pPr>
-        <w:rPr>
-          <w:noProof/>
-        </w:rPr>
-      </w:pPr>
-      <w:r>
-        <w:rPr>
-          <w:noProof/>
-        </w:rPr>
-        <w:t xml:space="preserve">    "Economy is growing steadily",</w:t>
-      </w:r>
-    </w:p>
-    <w:p>
-      <w:pPr>
-        <w:rPr>
-          <w:noProof/>
-        </w:rPr>
-      </w:pPr>
-      <w:r>
-        <w:rPr>
-          <w:noProof/>
-        </w:rPr>
-        <w:t xml:space="preserve">    "Fake: aliens discovered in desert",</w:t>
-      </w:r>
-    </w:p>
-    <w:p>
-      <w:pPr>
-        <w:rPr>
-          <w:noProof/>
-        </w:rPr>
-      </w:pPr>
-      <w:r>
-        <w:rPr>
-          <w:noProof/>
-        </w:rPr>
-        <w:t xml:space="preserve">    "Sports event draws large crowd",</w:t>
-      </w:r>
-    </w:p>
-    <w:p>
-      <w:pPr>
-        <w:rPr>
-          <w:noProof/>
-        </w:rPr>
-      </w:pPr>
-      <w:r>
-        <w:rPr>
-          <w:noProof/>
-        </w:rPr>
-        <w:t xml:space="preserve">    "Fake report about virus outbreak"</w:t>
+      </w:r>
+    </w:p>
+    <w:p>
+      <w:pPr>
+        <w:rPr>
+          <w:noProof/>
+        </w:rPr>
+      </w:pPr>
+      <w:r>
+        <w:rPr>
+          <w:noProof/>
+        </w:rPr>
+        <w:t># Step 1: Sample news articles and metadata</w:t>
+      </w:r>
+    </w:p>
+    <w:p>
+      <w:pPr>
+        <w:rPr>
+          <w:noProof/>
+        </w:rPr>
+      </w:pPr>
+      <w:r>
+        <w:rPr>
+          <w:noProof/>
+        </w:rPr>
+        <w:t>articles = [</w:t>
+      </w:r>
+    </w:p>
+    <w:p>
+      <w:pPr>
+        <w:rPr>
+          <w:noProof/>
+        </w:rPr>
+      </w:pPr>
+      <w:r>
+        <w:rPr>
+          <w:noProof/>
+        </w:rPr>
+        <w:t xml:space="preserve">    'Government announces new education reform policy',</w:t>
+      </w:r>
+    </w:p>
+    <w:p>
+      <w:pPr>
+        <w:rPr>
+          <w:noProof/>
+        </w:rPr>
+      </w:pPr>
+      <w:r>
+        <w:rPr>
+          <w:noProof/>
+        </w:rPr>
+        <w:t xml:space="preserve">    'Shocking: celebrity arrested for fraud charges',</w:t>
+      </w:r>
+    </w:p>
+    <w:p>
+      <w:pPr>
+        <w:rPr>
+          <w:noProof/>
+        </w:rPr>
+      </w:pPr>
+      <w:r>
+        <w:rPr>
+          <w:noProof/>
+        </w:rPr>
+        <w:t xml:space="preserve">    'Stock market reaches record high this quarter',</w:t>
+      </w:r>
+    </w:p>
+    <w:p>
+      <w:pPr>
+        <w:rPr>
+          <w:noProof/>
+        </w:rPr>
+      </w:pPr>
+      <w:r>
+        <w:rPr>
+          <w:noProof/>
+        </w:rPr>
+        <w:t xml:space="preserve">    'Scientists find cure for common cold — exclusive',</w:t>
+      </w:r>
+    </w:p>
+    <w:p>
+      <w:pPr>
+        <w:rPr>
+          <w:noProof/>
+        </w:rPr>
+      </w:pPr>
+      <w:r>
+        <w:rPr>
+          <w:noProof/>
+        </w:rPr>
+        <w:t xml:space="preserve">    'National team wins championship title',</w:t>
+      </w:r>
+    </w:p>
+    <w:p>
+      <w:pPr>
+        <w:rPr>
+          <w:noProof/>
+        </w:rPr>
+      </w:pPr>
+      <w:r>
+        <w:rPr>
+          <w:noProof/>
+        </w:rPr>
+        <w:t xml:space="preserve">    'Hidden virus spreading in major cities undetected'</w:t>
       </w:r>
     </w:p>
     <w:p>
@@ -301,111 +330,148 @@
         <w:rPr>
           <w:noProof/>
         </w:rPr>
-        <w:t>metadata = [</w:t>
-      </w:r>
-    </w:p>
-    <w:p>
-      <w:pPr>
-        <w:rPr>
-          <w:noProof/>
-        </w:rPr>
-      </w:pPr>
-      <w:r>
-        <w:rPr>
-          <w:noProof/>
-        </w:rPr>
-        <w:t xml:space="preserve">    [0.9, 0.2],</w:t>
-      </w:r>
-    </w:p>
-    <w:p>
-      <w:pPr>
-        <w:rPr>
-          <w:noProof/>
-        </w:rPr>
-      </w:pPr>
-      <w:r>
-        <w:rPr>
-          <w:noProof/>
-        </w:rPr>
-        <w:t xml:space="preserve">    [0.1, 0.8],</w:t>
-      </w:r>
-    </w:p>
-    <w:p>
-      <w:pPr>
-        <w:rPr>
-          <w:noProof/>
-        </w:rPr>
-      </w:pPr>
-      <w:r>
-        <w:rPr>
-          <w:noProof/>
-        </w:rPr>
-        <w:t xml:space="preserve">    [0.8, 0.4],</w:t>
-      </w:r>
-    </w:p>
-    <w:p>
-      <w:pPr>
-        <w:rPr>
-          <w:noProof/>
-        </w:rPr>
-      </w:pPr>
-      <w:r>
-        <w:rPr>
-          <w:noProof/>
-        </w:rPr>
-        <w:t xml:space="preserve">    [0.2, 0.9],</w:t>
-      </w:r>
-    </w:p>
-    <w:p>
-      <w:pPr>
-        <w:rPr>
-          <w:noProof/>
-        </w:rPr>
-      </w:pPr>
-      <w:r>
-        <w:rPr>
-          <w:noProof/>
-        </w:rPr>
-        <w:t xml:space="preserve">    [0.85, 0.5],</w:t>
-      </w:r>
-    </w:p>
-    <w:p>
-      <w:pPr>
-        <w:rPr>
-          <w:noProof/>
-        </w:rPr>
-      </w:pPr>
-      <w:r>
-        <w:rPr>
-          <w:noProof/>
-        </w:rPr>
-        <w:t xml:space="preserve">    [0.3, 0.7]]</w:t>
-      </w:r>
-    </w:p>
-    <w:p>
-      <w:pPr>
-        <w:rPr>
-          <w:noProof/>
-        </w:rPr>
-      </w:pPr>
-      <w:r>
-        <w:rPr>
-          <w:noProof/>
-        </w:rPr>
-        <w:t>labels = [1, 0, 1, 0, 1, 0]</w:t>
-      </w:r>
-    </w:p>
-    <w:p>
-      <w:pPr>
-        <w:rPr>
-          <w:noProof/>
-        </w:rPr>
-      </w:pPr>
-      <w:r>
-        <w:rPr>
-          <w:noProof/>
-        </w:rPr>
-        <w:t>vectorizer = TfidfVectorizer(max_features=50)text_features =vectorizer.fit_transform(texts).toarray()</w:t>
+        <w:t># [source_credibility, viral_share_rate]</w:t>
+      </w:r>
+    </w:p>
+    <w:p>
+      <w:pPr>
+        <w:rPr>
+          <w:noProof/>
+        </w:rPr>
+      </w:pPr>
+      <w:r>
+        <w:rPr>
+          <w:noProof/>
+        </w:rPr>
+        <w:t>meta_info = [</w:t>
+      </w:r>
+    </w:p>
+    <w:p>
+      <w:pPr>
+        <w:rPr>
+          <w:noProof/>
+        </w:rPr>
+      </w:pPr>
+      <w:r>
+        <w:rPr>
+          <w:noProof/>
+        </w:rPr>
+        <w:t xml:space="preserve">    [0.88, 0.25], [0.15, 0.82], [0.82, 0.38],</w:t>
+      </w:r>
+    </w:p>
+    <w:p>
+      <w:pPr>
+        <w:rPr>
+          <w:noProof/>
+        </w:rPr>
+      </w:pPr>
+      <w:r>
+        <w:rPr>
+          <w:noProof/>
+        </w:rPr>
+        <w:t xml:space="preserve">    [0.18, 0.91], [0.80, 0.48], [0.25, 0.75]</w:t>
+      </w:r>
+    </w:p>
+    <w:p>
+      <w:pPr>
+        <w:rPr>
+          <w:noProof/>
+        </w:rPr>
+      </w:pPr>
+      <w:r>
+        <w:rPr>
+          <w:noProof/>
+        </w:rPr>
+        <w:t>]</w:t>
+      </w:r>
+    </w:p>
+    <w:p>
+      <w:pPr>
+        <w:rPr>
+          <w:noProof/>
+        </w:rPr>
+      </w:pPr>
+      <w:r>
+        <w:rPr>
+          <w:noProof/>
+        </w:rPr>
+        <w:t>news_labels = [1, 0, 1, 0, 1, 0]  # 1=Real, 0=Fake</w:t>
+      </w:r>
+    </w:p>
+    <w:p>
+      <w:pPr>
+        <w:rPr>
+          <w:noProof/>
+        </w:rPr>
+      </w:pPr>
+      <w:r>
+        <w:rPr>
+          <w:noProof/>
+        </w:rPr>
+      </w:r>
+    </w:p>
+    <w:p>
+      <w:pPr>
+        <w:rPr>
+          <w:noProof/>
+        </w:rPr>
+      </w:pPr>
+      <w:r>
+        <w:rPr>
+          <w:noProof/>
+        </w:rPr>
+        <w:t># Step 2: Extract TF-IDF features</w:t>
+      </w:r>
+    </w:p>
+    <w:p>
+      <w:pPr>
+        <w:rPr>
+          <w:noProof/>
+        </w:rPr>
+      </w:pPr>
+      <w:r>
+        <w:rPr>
+          <w:noProof/>
+        </w:rPr>
+        <w:t>tfidf = TfidfVectorizer(max_features=50)</w:t>
+      </w:r>
+    </w:p>
+    <w:p>
+      <w:pPr>
+        <w:rPr>
+          <w:noProof/>
+        </w:rPr>
+      </w:pPr>
+      <w:r>
+        <w:rPr>
+          <w:noProof/>
+        </w:rPr>
+        <w:t>text_feat = tfidf.fit_transform(articles).toarray()</w:t>
+      </w:r>
+    </w:p>
+    <w:p>
+      <w:pPr>
+        <w:rPr>
+          <w:noProof/>
+        </w:rPr>
+      </w:pPr>
+      <w:r>
+        <w:rPr>
+          <w:noProof/>
+        </w:rPr>
+      </w:r>
+    </w:p>
+    <w:p>
+      <w:pPr>
+        <w:rPr>
+          <w:noProof/>
+        </w:rPr>
+      </w:pPr>
+      <w:r>
+        <w:rPr>
+          <w:noProof/>
+        </w:rPr>
+        <w:t># Step 3: Scale metadata features</w:t>
       </w:r>
     </w:p>
     <w:p>
@@ -431,251 +497,379 @@
         <w:rPr>
           <w:noProof/>
         </w:rPr>
-        <w:lastRenderedPageBreak/>
-        <w:t>meta_features = scaler.fit_transform(metadata)</w:t>
-      </w:r>
-    </w:p>
-    <w:p>
-      <w:pPr>
-        <w:rPr>
-          <w:noProof/>
-        </w:rPr>
-      </w:pPr>
-      <w:r>
-        <w:rPr>
-          <w:noProof/>
-        </w:rPr>
-        <w:t>X = np.hstack((text_features, meta_features))</w:t>
-      </w:r>
-    </w:p>
-    <w:p>
-      <w:pPr>
-        <w:rPr>
-          <w:noProof/>
-        </w:rPr>
-      </w:pPr>
-      <w:r>
-        <w:rPr>
-          <w:noProof/>
-        </w:rPr>
-        <w:t>y = np.array(labels)</w:t>
-      </w:r>
-    </w:p>
-    <w:p>
-      <w:pPr>
-        <w:rPr>
-          <w:noProof/>
-        </w:rPr>
-      </w:pPr>
-      <w:r>
-        <w:rPr>
-          <w:noProof/>
-        </w:rPr>
-        <w:t>X_train, X_test, y_train, y_test = train_test_split(X, y, test_size=0.3, random_state=42)</w:t>
-      </w:r>
-    </w:p>
-    <w:p>
-      <w:pPr>
-        <w:rPr>
-          <w:noProof/>
-        </w:rPr>
-      </w:pPr>
-      <w:r>
-        <w:rPr>
-          <w:noProof/>
-        </w:rPr>
-        <w:t>model = LogisticRegression()</w:t>
-      </w:r>
-    </w:p>
-    <w:p>
-      <w:pPr>
-        <w:rPr>
-          <w:noProof/>
-        </w:rPr>
-      </w:pPr>
-      <w:r>
-        <w:rPr>
-          <w:noProof/>
-        </w:rPr>
-        <w:t>model.fit(X_train, y_train)</w:t>
-      </w:r>
-    </w:p>
-    <w:p>
-      <w:pPr>
-        <w:rPr>
-          <w:noProof/>
-        </w:rPr>
-      </w:pPr>
-      <w:r>
-        <w:rPr>
-          <w:noProof/>
-        </w:rPr>
-        <w:t>y_pred = model.predict(X_test)</w:t>
-      </w:r>
-    </w:p>
-    <w:p>
-      <w:pPr>
-        <w:rPr>
-          <w:noProof/>
-        </w:rPr>
-      </w:pPr>
-      <w:r>
-        <w:rPr>
-          <w:noProof/>
-        </w:rPr>
-        <w:t>print("Accuracy:", accuracy_score(y_test, y_pred))</w:t>
-      </w:r>
-    </w:p>
-    <w:p>
-      <w:pPr>
-        <w:rPr>
-          <w:noProof/>
-        </w:rPr>
-      </w:pPr>
-      <w:r>
-        <w:rPr>
-          <w:noProof/>
-        </w:rPr>
-        <w:t>print("Classification Report:\n", classification_report(y_test, y_pred))</w:t>
-      </w:r>
-    </w:p>
-    <w:p>
-      <w:pPr>
-        <w:rPr>
-          <w:noProof/>
-        </w:rPr>
-      </w:pPr>
-      <w:r>
-        <w:rPr>
-          <w:noProof/>
-        </w:rPr>
-        <w:t>new_text = ["Fake news: politician involved in scandal"]</w:t>
-      </w:r>
-    </w:p>
-    <w:p>
-      <w:pPr>
-        <w:rPr>
-          <w:noProof/>
-        </w:rPr>
-      </w:pPr>
-      <w:r>
-        <w:rPr>
-          <w:noProof/>
-        </w:rPr>
-        <w:t>new_meta= [[0.2, 0.7]]</w:t>
-      </w:r>
-    </w:p>
-    <w:p>
-      <w:pPr>
-        <w:rPr>
-          <w:noProof/>
-        </w:rPr>
-      </w:pPr>
-      <w:r>
-        <w:rPr>
-          <w:noProof/>
-        </w:rPr>
-        <w:t>new_text_features = vectorizer.transform(new_text).toarray()</w:t>
-      </w:r>
-    </w:p>
-    <w:p>
-      <w:pPr>
-        <w:rPr>
-          <w:noProof/>
-        </w:rPr>
-      </w:pPr>
-      <w:r>
-        <w:rPr>
-          <w:noProof/>
-        </w:rPr>
-        <w:t>new_meta_features = scaler.transform(new_meta)</w:t>
-      </w:r>
-    </w:p>
-    <w:p>
-      <w:pPr>
-        <w:rPr>
-          <w:noProof/>
-        </w:rPr>
-      </w:pPr>
-      <w:r>
-        <w:rPr>
-          <w:noProof/>
-        </w:rPr>
-        <w:t>new_X = np.hstack((new_text_features, new_meta_features))</w:t>
-      </w:r>
-    </w:p>
-    <w:p>
-      <w:pPr>
-        <w:rPr>
-          <w:noProof/>
-        </w:rPr>
-      </w:pPr>
-      <w:r>
-        <w:rPr>
-          <w:noProof/>
-        </w:rPr>
-        <w:t>pred = model.predict_proba(new_X)[:,1]</w:t>
-      </w:r>
-    </w:p>
-    <w:p>
-      <w:pPr>
-        <w:rPr>
-          <w:rFonts w:ascii="Times New Roman" w:hAnsi="Times New Roman" w:cs="Times New Roman"/>
-          <w:noProof/>
-          <w:sz w:val="24"/>
-          <w:szCs w:val="22"/>
-        </w:rPr>
-      </w:pPr>
-      <w:r>
-        <w:rPr>
-          <w:noProof/>
-        </w:rPr>
-        <w:t>print("Predicted probability (Real=1, Fake=0):", pred[0])</w:t>
-      </w:r>
-    </w:p>
-    <w:p>
-      <w:r>
-        <w:rPr>
-          <w:rFonts w:ascii="Times New Roman" w:hAnsi="Times New Roman" w:cs="Times New Roman"/>
-          <w:noProof/>
-          <w:sz w:val="24"/>
-          <w:szCs w:val="22"/>
-        </w:rPr>
-        <w:drawing>
-          <wp:inline distT="0" distB="0" distL="0" distR="0" wp14:anchorId="40562217" wp14:editId="35539487">
-            <wp:extent cx="5731510" cy="3223895"/>
-            <wp:effectExtent l="0" t="0" r="2540" b="0"/>
-            <wp:docPr id="1134534839" name="Picture 1"/>
-            <wp:cNvGraphicFramePr>
-              <a:graphicFrameLocks xmlns:a="http://schemas.openxmlformats.org/drawingml/2006/main" noChangeAspect="1"/>
-            </wp:cNvGraphicFramePr>
-            <a:graphic xmlns:a="http://schemas.openxmlformats.org/drawingml/2006/main">
-              <a:graphicData uri="http://schemas.openxmlformats.org/drawingml/2006/picture">
-                <pic:pic xmlns:pic="http://schemas.openxmlformats.org/drawingml/2006/picture">
-                  <pic:nvPicPr>
-                    <pic:cNvPr id="1134534839" name=""/>
-                    <pic:cNvPicPr/>
-                  </pic:nvPicPr>
-                  <pic:blipFill>
-                    <a:blip r:embed="rId4"/>
-                    <a:stretch>
-                      <a:fillRect/>
-                    </a:stretch>
-                  </pic:blipFill>
-                  <pic:spPr>
-                    <a:xfrm>
-                      <a:off x="0" y="0"/>
-                      <a:ext cx="5731510" cy="3223895"/>
-                    </a:xfrm>
-                    <a:prstGeom prst="rect">
-                      <a:avLst/>
-                    </a:prstGeom>
-                  </pic:spPr>
-                </pic:pic>
-              </a:graphicData>
-            </a:graphic>
-          </wp:inline>
-        </w:drawing>
+        <w:t>meta_feat = scaler.fit_transform(meta_info)</w:t>
+      </w:r>
+    </w:p>
+    <w:p>
+      <w:pPr>
+        <w:rPr>
+          <w:noProof/>
+        </w:rPr>
+      </w:pPr>
+      <w:r>
+        <w:rPr>
+          <w:noProof/>
+        </w:rPr>
+      </w:r>
+    </w:p>
+    <w:p>
+      <w:pPr>
+        <w:rPr>
+          <w:noProof/>
+        </w:rPr>
+      </w:pPr>
+      <w:r>
+        <w:rPr>
+          <w:noProof/>
+        </w:rPr>
+        <w:t># Step 4: Combine features</w:t>
+      </w:r>
+    </w:p>
+    <w:p>
+      <w:pPr>
+        <w:rPr>
+          <w:noProof/>
+        </w:rPr>
+      </w:pPr>
+      <w:r>
+        <w:rPr>
+          <w:noProof/>
+        </w:rPr>
+        <w:t>X = np.hstack((text_feat, meta_feat))</w:t>
+      </w:r>
+    </w:p>
+    <w:p>
+      <w:pPr>
+        <w:rPr>
+          <w:noProof/>
+        </w:rPr>
+      </w:pPr>
+      <w:r>
+        <w:rPr>
+          <w:noProof/>
+        </w:rPr>
+        <w:t>y = np.array(news_labels)</w:t>
+      </w:r>
+    </w:p>
+    <w:p>
+      <w:pPr>
+        <w:rPr>
+          <w:noProof/>
+        </w:rPr>
+      </w:pPr>
+      <w:r>
+        <w:rPr>
+          <w:noProof/>
+        </w:rPr>
+      </w:r>
+    </w:p>
+    <w:p>
+      <w:pPr>
+        <w:rPr>
+          <w:noProof/>
+        </w:rPr>
+      </w:pPr>
+      <w:r>
+        <w:rPr>
+          <w:noProof/>
+        </w:rPr>
+        <w:t># Step 5: Train/test split</w:t>
+      </w:r>
+    </w:p>
+    <w:p>
+      <w:pPr>
+        <w:rPr>
+          <w:noProof/>
+        </w:rPr>
+      </w:pPr>
+      <w:r>
+        <w:rPr>
+          <w:noProof/>
+        </w:rPr>
+        <w:t>X_train, X_test, y_train, y_test = train_test_split(X, y, test_size=0.3, random_state=7)</w:t>
+      </w:r>
+    </w:p>
+    <w:p>
+      <w:pPr>
+        <w:rPr>
+          <w:noProof/>
+        </w:rPr>
+      </w:pPr>
+      <w:r>
+        <w:rPr>
+          <w:noProof/>
+        </w:rPr>
+      </w:r>
+    </w:p>
+    <w:p>
+      <w:pPr>
+        <w:rPr>
+          <w:rFonts w:ascii="Times New Roman" w:hAnsi="Times New Roman" w:cs="Times New Roman"/>
+          <w:noProof/>
+          <w:sz w:val="24"/>
+          <w:szCs w:val="22"/>
+        </w:rPr>
+      </w:pPr>
+      <w:r>
+        <w:rPr>
+          <w:noProof/>
+        </w:rPr>
+        <w:t># Step 6: Train Logistic Regression</w:t>
+      </w:r>
+    </w:p>
+    <w:p>
+      <w:r>
+        <w:rPr>
+          <w:rFonts w:ascii="Times New Roman" w:hAnsi="Times New Roman" w:cs="Times New Roman"/>
+          <w:noProof/>
+          <w:sz w:val="24"/>
+          <w:szCs w:val="22"/>
+        </w:rPr>
+        <w:t>clf = LogisticRegression(max_iter=200)</w:t>
+      </w:r>
+    </w:p>
+    <w:p>
+      <w:r>
+        <w:rPr>
+          <w:rFonts w:ascii="Times New Roman" w:hAnsi="Times New Roman" w:cs="Times New Roman"/>
+          <w:noProof/>
+          <w:sz w:val="24"/>
+          <w:szCs w:val="22"/>
+        </w:rPr>
+        <w:t>clf.fit(X_train, y_train)</w:t>
+      </w:r>
+    </w:p>
+    <w:p>
+      <w:r>
+        <w:rPr>
+          <w:rFonts w:ascii="Times New Roman" w:hAnsi="Times New Roman" w:cs="Times New Roman"/>
+          <w:noProof/>
+          <w:sz w:val="24"/>
+          <w:szCs w:val="22"/>
+        </w:rPr>
+      </w:r>
+    </w:p>
+    <w:p>
+      <w:r>
+        <w:rPr>
+          <w:rFonts w:ascii="Times New Roman" w:hAnsi="Times New Roman" w:cs="Times New Roman"/>
+          <w:noProof/>
+          <w:sz w:val="24"/>
+          <w:szCs w:val="22"/>
+        </w:rPr>
+        <w:t># Step 7: Evaluate</w:t>
+      </w:r>
+    </w:p>
+    <w:p>
+      <w:r>
+        <w:rPr>
+          <w:rFonts w:ascii="Times New Roman" w:hAnsi="Times New Roman" w:cs="Times New Roman"/>
+          <w:noProof/>
+          <w:sz w:val="24"/>
+          <w:szCs w:val="22"/>
+        </w:rPr>
+        <w:t>predictions = clf.predict(X_test)</w:t>
+      </w:r>
+    </w:p>
+    <w:p>
+      <w:r>
+        <w:rPr>
+          <w:rFonts w:ascii="Times New Roman" w:hAnsi="Times New Roman" w:cs="Times New Roman"/>
+          <w:noProof/>
+          <w:sz w:val="24"/>
+          <w:szCs w:val="22"/>
+        </w:rPr>
+        <w:t>print('Accuracy :', accuracy_score(y_test, predictions))</w:t>
+      </w:r>
+    </w:p>
+    <w:p>
+      <w:r>
+        <w:rPr>
+          <w:rFonts w:ascii="Times New Roman" w:hAnsi="Times New Roman" w:cs="Times New Roman"/>
+          <w:noProof/>
+          <w:sz w:val="24"/>
+          <w:szCs w:val="22"/>
+        </w:rPr>
+        <w:t>print('\nClassification Report:\n', classification_report(y_test, predictions))</w:t>
+      </w:r>
+    </w:p>
+    <w:p>
+      <w:r>
+        <w:rPr>
+          <w:rFonts w:ascii="Times New Roman" w:hAnsi="Times New Roman" w:cs="Times New Roman"/>
+          <w:noProof/>
+          <w:sz w:val="24"/>
+          <w:szCs w:val="22"/>
+        </w:rPr>
+      </w:r>
+    </w:p>
+    <w:p>
+      <w:r>
+        <w:rPr>
+          <w:rFonts w:ascii="Times New Roman" w:hAnsi="Times New Roman" w:cs="Times New Roman"/>
+          <w:noProof/>
+          <w:sz w:val="24"/>
+          <w:szCs w:val="22"/>
+        </w:rPr>
+        <w:t># Step 8: Predict new article</w:t>
+      </w:r>
+    </w:p>
+    <w:p>
+      <w:r>
+        <w:rPr>
+          <w:rFonts w:ascii="Times New Roman" w:hAnsi="Times New Roman" w:cs="Times New Roman"/>
+          <w:noProof/>
+          <w:sz w:val="24"/>
+          <w:szCs w:val="22"/>
+        </w:rPr>
+        <w:t>sample_article = ['Politician caught in corruption scandal — exclusive report']</w:t>
+      </w:r>
+    </w:p>
+    <w:p>
+      <w:r>
+        <w:rPr>
+          <w:rFonts w:ascii="Times New Roman" w:hAnsi="Times New Roman" w:cs="Times New Roman"/>
+          <w:noProof/>
+          <w:sz w:val="24"/>
+          <w:szCs w:val="22"/>
+        </w:rPr>
+        <w:t>sample_meta    = [[0.18, 0.78]]</w:t>
+      </w:r>
+    </w:p>
+    <w:p>
+      <w:r>
+        <w:rPr>
+          <w:rFonts w:ascii="Times New Roman" w:hAnsi="Times New Roman" w:cs="Times New Roman"/>
+          <w:noProof/>
+          <w:sz w:val="24"/>
+          <w:szCs w:val="22"/>
+        </w:rPr>
+        <w:t>s_text = tfidf.transform(sample_article).toarray()</w:t>
+      </w:r>
+    </w:p>
+    <w:p>
+      <w:r>
+        <w:rPr>
+          <w:rFonts w:ascii="Times New Roman" w:hAnsi="Times New Roman" w:cs="Times New Roman"/>
+          <w:noProof/>
+          <w:sz w:val="24"/>
+          <w:szCs w:val="22"/>
+        </w:rPr>
+        <w:t>s_meta = scaler.transform(sample_meta)</w:t>
+      </w:r>
+    </w:p>
+    <w:p>
+      <w:r>
+        <w:rPr>
+          <w:rFonts w:ascii="Times New Roman" w:hAnsi="Times New Roman" w:cs="Times New Roman"/>
+          <w:noProof/>
+          <w:sz w:val="24"/>
+          <w:szCs w:val="22"/>
+        </w:rPr>
+        <w:t>s_X    = np.hstack((s_text, s_meta))</w:t>
+      </w:r>
+    </w:p>
+    <w:p>
+      <w:r>
+        <w:rPr>
+          <w:rFonts w:ascii="Times New Roman" w:hAnsi="Times New Roman" w:cs="Times New Roman"/>
+          <w:noProof/>
+          <w:sz w:val="24"/>
+          <w:szCs w:val="22"/>
+        </w:rPr>
+        <w:t>prob_real = clf.predict_proba(s_X)[0][1]</w:t>
+      </w:r>
+    </w:p>
+    <w:p>
+      <w:r>
+        <w:rPr>
+          <w:rFonts w:ascii="Times New Roman" w:hAnsi="Times New Roman" w:cs="Times New Roman"/>
+          <w:noProof/>
+          <w:sz w:val="24"/>
+          <w:szCs w:val="22"/>
+        </w:rPr>
+        <w:t>print(f'\nNew article — Probability of being Real: {prob_real:.4f}')</w:t>
+      </w:r>
+    </w:p>
+    <w:p>
+      <w:r>
+        <w:rPr>
+          <w:rFonts w:ascii="Times New Roman" w:hAnsi="Times New Roman" w:cs="Times New Roman"/>
+          <w:noProof/>
+          <w:sz w:val="24"/>
+          <w:szCs w:val="22"/>
+        </w:rPr>
+        <w:t>print('Prediction:', 'Real' if prob_real &gt;= 0.5 else 'Fake')</w:t>
+      </w:r>
+    </w:p>
+    <w:p>
+      <w:r>
+        <w:rPr>
+          <w:rFonts w:ascii="Times New Roman" w:hAnsi="Times New Roman" w:cs="Times New Roman"/>
+          <w:noProof/>
+          <w:sz w:val="24"/>
+          <w:szCs w:val="22"/>
+        </w:rPr>
+      </w:r>
+    </w:p>
+    <w:p>
+      <w:r>
+        <w:rPr>
+          <w:rFonts w:ascii="Times New Roman" w:hAnsi="Times New Roman" w:cs="Times New Roman"/>
+          <w:noProof/>
+          <w:sz w:val="24"/>
+          <w:szCs w:val="22"/>
+        </w:rPr>
+      </w:r>
+    </w:p>
+    <w:p>
+      <w:r>
+        <w:rPr>
+          <w:rFonts w:ascii="Times New Roman" w:hAnsi="Times New Roman" w:cs="Times New Roman"/>
+          <w:noProof/>
+          <w:sz w:val="24"/>
+          <w:szCs w:val="22"/>
+        </w:rPr>
+      </w:r>
+    </w:p>
+    <w:p>
+      <w:r>
+        <w:rPr>
+          <w:rFonts w:ascii="Times New Roman" w:hAnsi="Times New Roman" w:cs="Times New Roman"/>
+          <w:noProof/>
+          <w:sz w:val="24"/>
+          <w:szCs w:val="22"/>
+        </w:rPr>
+      </w:r>
+    </w:p>
+    <w:p>
+      <w:r>
+        <w:rPr>
+          <w:rFonts w:ascii="Times New Roman" w:hAnsi="Times New Roman" w:cs="Times New Roman"/>
+          <w:noProof/>
+          <w:sz w:val="24"/>
+          <w:szCs w:val="22"/>
+        </w:rPr>
+      </w:r>
+    </w:p>
+    <w:p>
+      <w:r>
+        <w:rPr>
+          <w:rFonts w:ascii="Times New Roman" w:hAnsi="Times New Roman" w:cs="Times New Roman"/>
+          <w:noProof/>
+          <w:sz w:val="24"/>
+          <w:szCs w:val="22"/>
+        </w:rPr>
+      </w:r>
+    </w:p>
+    <w:p>
+      <w:r>
+        <w:rPr>
+          <w:rFonts w:ascii="Times New Roman" w:hAnsi="Times New Roman" w:cs="Times New Roman"/>
+          <w:noProof/>
+          <w:sz w:val="24"/>
+          <w:szCs w:val="22"/>
+        </w:rPr>
       </w:r>
     </w:p>
     <w:sectPr>
